--- a/syllabi/output/word-docx/chemistry.docx
+++ b/syllabi/output/word-docx/chemistry.docx
@@ -89,7 +89,7 @@
         <w:pStyle w:val="FirstParagraph"/>
       </w:pPr>
       <w:r>
-        <w:t xml:space="preserve">This course covers core chemistry concepts using the Chemistry: Matter and Change textbook.</w:t>
+        <w:t xml:space="preserve">Chemistry provides students with a foundational understanding of matter, chemical reactions, atomic structure, bonding, stoichiometry, and thermodynamics. Students learn to interpret chemical equations, analyze laboratory data, and apply mathematical reasoning to chemical systems. Laboratory work reinforces safe practices, precision, and scientific inquiry. This course prepares students for advanced STEM coursework.</w:t>
       </w:r>
     </w:p>
     <w:bookmarkEnd w:id="20"/>
